--- a/开题报告03_材料逆向设计的运行间稳定性_2026-10-18.docx
+++ b/开题报告03_材料逆向设计的运行间稳定性_2026-10-18.docx
@@ -158,7 +158,7 @@
           <w:color w:val="1A1A1A"/>
           <w:sz w:val="21"/>
         </w:rPr>
-        <w:t>本课题把稳定性作为材料逆向设计的一等评价维度。具体而言：（1）形式化定义运行间稳定性，区分集合级、排序级与成分级三种一致性；（2）在 Elpasolite 与 Materials Project 上构建稳定性评测，量化温度、提示措辞、上下文长度与模型版本对稳定性的影响；（3）分析稳定性与正确性的权衡——是否存在「稳定但保守」与「不稳定但覆盖广」的两难；（4）提出稳定化方法，在尽量不损失覆盖率的前提下提升一致性。</w:t>
+        <w:t>本课题把稳定性作为材料逆向设计的一等评价维度，并把「敏感性」作为其必要补充：稳定性管「同一请求多次运行是否一致」，敏感性管「目标微调后推荐是否合理变化」——只测其一，都会得到片面的结论。具体而言：（1）形式化定义运行间稳定性，区分集合级、排序级与成分级三种一致性；（2）在 Elpasolite 与 Materials Project 上构建稳定性评测，量化温度、提示措辞、上下文长度与模型版本对稳定性的影响；（3）分析稳定性与正确性的权衡——是否存在「稳定但保守」与「不稳定但覆盖广」的两难；（4）提出稳定化方法（CCC）与敏感性校准方法（NSR），在尽量不损失覆盖率的前提下改善一致性。</w:t>
       </w:r>
     </w:p>
     <w:p>
@@ -173,7 +173,7 @@
           <w:color w:val="1A1A1A"/>
           <w:sz w:val="21"/>
         </w:rPr>
-        <w:t>预期贡献：首个材料逆向设计的稳定性评测；稳定性—正确性权衡的定量结果；一个可复现的稳定化基线。</w:t>
+        <w:t>预期贡献：首个材料逆向设计的稳定性评测；稳定性—正确性权衡的定量结果；两个可复现的算法基线（CCC 与 NSR）。</w:t>
       </w:r>
     </w:p>
     <w:p>
@@ -1828,6 +1828,248 @@
           <w:sz w:val="20"/>
         </w:rPr>
         <w:t>`</w:t>
+      </w:r>
+    </w:p>
+    <w:p>
+      <w:pPr>
+        <w:spacing w:before="200" w:after="80"/>
+      </w:pPr>
+      <w:r>
+        <w:rPr>
+          <w:rFonts w:ascii="Times New Roman" w:hAnsi="Times New Roman" w:eastAsia="黑体"/>
+          <w:b/>
+          <w:color w:val="1B3A52"/>
+          <w:sz w:val="23"/>
+        </w:rPr>
+        <w:t>4.6 敏感性扩展：邻域稳定重排（NSR）</w:t>
+      </w:r>
+    </w:p>
+    <w:p>
+      <w:pPr>
+        <w:spacing w:after="80"/>
+        <w:ind w:firstLine="420"/>
+      </w:pPr>
+      <w:r>
+        <w:rPr>
+          <w:rFonts w:ascii="Times New Roman" w:hAnsi="Times New Roman" w:eastAsia="宋体"/>
+          <w:b w:val="0"/>
+          <w:color w:val="1A1A1A"/>
+          <w:sz w:val="21"/>
+        </w:rPr>
+        <w:t>稳定性回答「同一请求多次运行是否一致」，但不回答「目标微调后推荐是否合理变化」。后者是原报告 08 的内容，现并入本节。</w:t>
+      </w:r>
+    </w:p>
+    <w:p>
+      <w:pPr>
+        <w:spacing w:after="80"/>
+        <w:ind w:firstLine="420"/>
+      </w:pPr>
+      <w:r>
+        <w:rPr>
+          <w:rFonts w:ascii="Times New Roman" w:hAnsi="Times New Roman" w:eastAsia="宋体"/>
+          <w:b/>
+          <w:color w:val="1A1A1A"/>
+          <w:sz w:val="21"/>
+        </w:rPr>
+        <w:t>定义</w:t>
+      </w:r>
+      <w:r>
+        <w:rPr>
+          <w:rFonts w:ascii="Times New Roman" w:hAnsi="Times New Roman" w:eastAsia="宋体"/>
+          <w:b w:val="0"/>
+          <w:color w:val="1A1A1A"/>
+          <w:sz w:val="21"/>
+        </w:rPr>
+        <w:t>：设目标条件 c 与扰动 δ，c' = c + δ。模型在 c 与 c' 下分别给出 S(c) 与 S(c')，集合差异用 Δ = 1 − Jaccard(S(c), S(c')) 度量。</w:t>
+      </w:r>
+    </w:p>
+    <w:p>
+      <w:pPr>
+        <w:spacing w:after="80"/>
+        <w:ind w:firstLine="420"/>
+      </w:pPr>
+      <w:r>
+        <w:rPr>
+          <w:rFonts w:ascii="Times New Roman" w:hAnsi="Times New Roman" w:eastAsia="宋体"/>
+          <w:b/>
+          <w:color w:val="1A1A1A"/>
+          <w:sz w:val="21"/>
+        </w:rPr>
+        <w:t>参照点</w:t>
+      </w:r>
+      <w:r>
+        <w:rPr>
+          <w:rFonts w:ascii="Times New Roman" w:hAnsi="Times New Roman" w:eastAsia="宋体"/>
+          <w:b w:val="0"/>
+          <w:color w:val="1A1A1A"/>
+          <w:sz w:val="21"/>
+        </w:rPr>
+        <w:t>：不用 Δ/ρ 的比值——它缺少理论依据（为什么「推荐变化比例」应等于「目标区变化比例」），且 ρ→0 时爆炸。改用两种参照：</w:t>
+      </w:r>
+    </w:p>
+    <w:p>
+      <w:pPr>
+        <w:pStyle w:val="ListBullet"/>
+        <w:spacing w:line="336" w:lineRule="auto" w:after="40"/>
+      </w:pPr>
+      <w:r>
+        <w:rPr>
+          <w:rFonts w:ascii="Times New Roman" w:hAnsi="Times New Roman" w:eastAsia="宋体"/>
+          <w:b/>
+          <w:color w:val="1A1A1A"/>
+          <w:sz w:val="21"/>
+        </w:rPr>
+        <w:t>二维分布</w:t>
+      </w:r>
+      <w:r>
+        <w:rPr>
+          <w:rFonts w:ascii="Times New Roman" w:hAnsi="Times New Roman" w:eastAsia="宋体"/>
+          <w:b w:val="0"/>
+          <w:color w:val="1A1A1A"/>
+          <w:sz w:val="21"/>
+        </w:rPr>
+        <w:t>：报告 (ρ, Δ) 的散点与等值线，让读者看到联合关系；</w:t>
+      </w:r>
+    </w:p>
+    <w:p>
+      <w:pPr>
+        <w:pStyle w:val="ListBullet"/>
+        <w:spacing w:line="336" w:lineRule="auto" w:after="40"/>
+      </w:pPr>
+      <w:r>
+        <w:rPr>
+          <w:rFonts w:ascii="Times New Roman" w:hAnsi="Times New Roman" w:eastAsia="宋体"/>
+          <w:b/>
+          <w:color w:val="1A1A1A"/>
+          <w:sz w:val="21"/>
+        </w:rPr>
+        <w:t>零模型 z-score</w:t>
+      </w:r>
+      <w:r>
+        <w:rPr>
+          <w:rFonts w:ascii="Times New Roman" w:hAnsi="Times New Roman" w:eastAsia="宋体"/>
+          <w:b w:val="0"/>
+          <w:color w:val="1A1A1A"/>
+          <w:sz w:val="21"/>
+        </w:rPr>
+        <w:t>：在目标区 c 内随机重采样得到推荐集合，计算 Δ 的分布（μ₀, σ₀），把实际 Δ 标准化为 z = (Δ − μ₀)/σ₀。z &gt; 2 表示推荐变化显著超过「目标区内部随机性」所能解释的程度。</w:t>
+      </w:r>
+    </w:p>
+    <w:p>
+      <w:pPr>
+        <w:spacing w:after="80"/>
+        <w:ind w:firstLine="420"/>
+      </w:pPr>
+      <w:r>
+        <w:rPr>
+          <w:rFonts w:ascii="Times New Roman" w:hAnsi="Times New Roman" w:eastAsia="宋体"/>
+          <w:b/>
+          <w:color w:val="1A1A1A"/>
+          <w:sz w:val="21"/>
+        </w:rPr>
+        <w:t>算法 NSR</w:t>
+      </w:r>
+      <w:r>
+        <w:rPr>
+          <w:rFonts w:ascii="Times New Roman" w:hAnsi="Times New Roman" w:eastAsia="宋体"/>
+          <w:b w:val="0"/>
+          <w:color w:val="1A1A1A"/>
+          <w:sz w:val="21"/>
+        </w:rPr>
+        <w:t>：</w:t>
+      </w:r>
+    </w:p>
+    <w:p>
+      <w:pPr>
+        <w:spacing w:after="80"/>
+        <w:ind w:firstLine="420"/>
+      </w:pPr>
+      <w:r>
+        <w:rPr>
+          <w:rFonts w:ascii="Times New Roman" w:hAnsi="Times New Roman" w:eastAsia="宋体"/>
+          <w:b w:val="0"/>
+          <w:color w:val="1A1A1A"/>
+          <w:sz w:val="21"/>
+        </w:rPr>
+        <w:t>1. 在 c、c−ε、c+ε 三个目标下各采样一次；</w:t>
+      </w:r>
+    </w:p>
+    <w:p>
+      <w:pPr>
+        <w:spacing w:after="80"/>
+        <w:ind w:firstLine="420"/>
+      </w:pPr>
+      <w:r>
+        <w:rPr>
+          <w:rFonts w:ascii="Times New Roman" w:hAnsi="Times New Roman" w:eastAsia="宋体"/>
+          <w:b w:val="0"/>
+          <w:color w:val="1A1A1A"/>
+          <w:sz w:val="21"/>
+        </w:rPr>
+        <w:t>2. 对 S(c) 中每个候选 m，计算它在三个集合中出现的次数 occ(m)；</w:t>
+      </w:r>
+    </w:p>
+    <w:p>
+      <w:pPr>
+        <w:spacing w:after="80"/>
+        <w:ind w:firstLine="420"/>
+      </w:pPr>
+      <w:r>
+        <w:rPr>
+          <w:rFonts w:ascii="Times New Roman" w:hAnsi="Times New Roman" w:eastAsia="宋体"/>
+          <w:b w:val="0"/>
+          <w:color w:val="1A1A1A"/>
+          <w:sz w:val="21"/>
+        </w:rPr>
+        <w:t>3. 按 occ(m) 降序重排；occ(m)=1 的候选保留但标注「仅在一个邻域出现」。</w:t>
+      </w:r>
+    </w:p>
+    <w:p>
+      <w:pPr>
+        <w:spacing w:after="80"/>
+        <w:ind w:firstLine="420"/>
+      </w:pPr>
+      <w:r>
+        <w:rPr>
+          <w:rFonts w:ascii="Times New Roman" w:hAnsi="Times New Roman" w:eastAsia="宋体"/>
+          <w:b/>
+          <w:color w:val="1A1A1A"/>
+          <w:sz w:val="21"/>
+        </w:rPr>
+        <w:t>与鲁棒优化的区别</w:t>
+      </w:r>
+      <w:r>
+        <w:rPr>
+          <w:rFonts w:ascii="Times New Roman" w:hAnsi="Times New Roman" w:eastAsia="宋体"/>
+          <w:b w:val="0"/>
+          <w:color w:val="1A1A1A"/>
+          <w:sz w:val="21"/>
+        </w:rPr>
+        <w:t>：Robust Satisficing BO 找「对最大扰动仍满足阈值」的单个解；NSR 不改变候选，只根据邻域出现频率重排，回答「哪些候选对目标微调不敏感」。这是排序问题，不是优化问题。</w:t>
+      </w:r>
+    </w:p>
+    <w:p>
+      <w:pPr>
+        <w:spacing w:after="80"/>
+        <w:ind w:firstLine="420"/>
+      </w:pPr>
+      <w:r>
+        <w:rPr>
+          <w:rFonts w:ascii="Times New Roman" w:hAnsi="Times New Roman" w:eastAsia="宋体"/>
+          <w:b/>
+          <w:color w:val="1A1A1A"/>
+          <w:sz w:val="21"/>
+        </w:rPr>
+        <w:t>复杂度</w:t>
+      </w:r>
+      <w:r>
+        <w:rPr>
+          <w:rFonts w:ascii="Times New Roman" w:hAnsi="Times New Roman" w:eastAsia="宋体"/>
+          <w:b w:val="0"/>
+          <w:color w:val="1A1A1A"/>
+          <w:sz w:val="21"/>
+        </w:rPr>
+        <w:t>：额外两次采样，O(N) 计数，毫秒级。</w:t>
       </w:r>
     </w:p>
     <w:p>
@@ -2700,6 +2942,116 @@
     </w:p>
     <w:p>
       <w:pPr>
+        <w:spacing w:before="200" w:after="80"/>
+      </w:pPr>
+      <w:r>
+        <w:rPr>
+          <w:rFonts w:ascii="Times New Roman" w:hAnsi="Times New Roman" w:eastAsia="黑体"/>
+          <w:b/>
+          <w:color w:val="1B3A52"/>
+          <w:sz w:val="23"/>
+        </w:rPr>
+        <w:t>5.5 敏感性实验</w:t>
+      </w:r>
+    </w:p>
+    <w:p>
+      <w:pPr>
+        <w:spacing w:after="80"/>
+        <w:ind w:firstLine="420"/>
+      </w:pPr>
+      <w:r>
+        <w:rPr>
+          <w:rFonts w:ascii="Times New Roman" w:hAnsi="Times New Roman" w:eastAsia="宋体"/>
+          <w:b/>
+          <w:color w:val="1A1A1A"/>
+          <w:sz w:val="21"/>
+        </w:rPr>
+        <w:t>扰动网格</w:t>
+      </w:r>
+      <w:r>
+        <w:rPr>
+          <w:rFonts w:ascii="Times New Roman" w:hAnsi="Times New Roman" w:eastAsia="宋体"/>
+          <w:b w:val="0"/>
+          <w:color w:val="1A1A1A"/>
+          <w:sz w:val="21"/>
+        </w:rPr>
+        <w:t>：带隙下限 ±0.1/±0.2/±0.5 eV、形成能上限 ±0.1/±0.2 eV/atom、元素限制增删，共约数百对请求。</w:t>
+      </w:r>
+    </w:p>
+    <w:p>
+      <w:pPr>
+        <w:spacing w:after="80"/>
+        <w:ind w:firstLine="420"/>
+      </w:pPr>
+      <w:r>
+        <w:rPr>
+          <w:rFonts w:ascii="Times New Roman" w:hAnsi="Times New Roman" w:eastAsia="宋体"/>
+          <w:b/>
+          <w:color w:val="1A1A1A"/>
+          <w:sz w:val="21"/>
+        </w:rPr>
+        <w:t>流程</w:t>
+      </w:r>
+      <w:r>
+        <w:rPr>
+          <w:rFonts w:ascii="Times New Roman" w:hAnsi="Times New Roman" w:eastAsia="宋体"/>
+          <w:b w:val="0"/>
+          <w:color w:val="1A1A1A"/>
+          <w:sz w:val="21"/>
+        </w:rPr>
+        <w:t>：先在 c 与 c' 上各运行 K 次确认稳定性足够（否则先解决稳定性），再计算 Δ、ρ 与零模型 z。</w:t>
+      </w:r>
+    </w:p>
+    <w:p>
+      <w:pPr>
+        <w:spacing w:after="80"/>
+        <w:ind w:firstLine="420"/>
+      </w:pPr>
+      <w:r>
+        <w:rPr>
+          <w:rFonts w:ascii="Times New Roman" w:hAnsi="Times New Roman" w:eastAsia="宋体"/>
+          <w:b/>
+          <w:color w:val="1A1A1A"/>
+          <w:sz w:val="21"/>
+        </w:rPr>
+        <w:t>对比</w:t>
+      </w:r>
+      <w:r>
+        <w:rPr>
+          <w:rFonts w:ascii="Times New Roman" w:hAnsi="Times New Roman" w:eastAsia="宋体"/>
+          <w:b w:val="0"/>
+          <w:color w:val="1A1A1A"/>
+          <w:sz w:val="21"/>
+        </w:rPr>
+        <w:t>：不重排、只按模型分数排序、NSR 重排三种；若重排后 z 向 0 移动而覆盖率下降超过 10%，判定为不可接受的权衡。</w:t>
+      </w:r>
+    </w:p>
+    <w:p>
+      <w:pPr>
+        <w:spacing w:after="80"/>
+        <w:ind w:firstLine="420"/>
+      </w:pPr>
+      <w:r>
+        <w:rPr>
+          <w:rFonts w:ascii="Times New Roman" w:hAnsi="Times New Roman" w:eastAsia="宋体"/>
+          <w:b/>
+          <w:color w:val="1A1A1A"/>
+          <w:sz w:val="21"/>
+        </w:rPr>
+        <w:t>指标</w:t>
+      </w:r>
+      <w:r>
+        <w:rPr>
+          <w:rFonts w:ascii="Times New Roman" w:hAnsi="Times New Roman" w:eastAsia="宋体"/>
+          <w:b w:val="0"/>
+          <w:color w:val="1A1A1A"/>
+          <w:sz w:val="21"/>
+        </w:rPr>
+        <w:t>：零模型 z-score（核心）、过度敏感比例（z &gt; 2）、过度迟钝比例（z &lt; 0.2）、覆盖率。</w:t>
+      </w:r>
+    </w:p>
+    <w:p>
+      <w:pPr>
         <w:spacing w:before="320" w:after="120"/>
       </w:pPr>
       <w:r>
@@ -2734,6 +3086,30 @@
           <w:sz w:val="21"/>
         </w:rPr>
         <w:t xml:space="preserve"> 现有自一致性与投票机制针对单答案任务；材料逆向设计输出候选集合，需要集合级共识。CCC 用成分距离把跨运行的候选聚类，按运行覆盖数筛选——这不是对答案投票，而是对集合做聚类。实现约 100 行，验证方式是在相同采样次数下比较 Jaccard 与覆盖率，并做阈值 θ 的敏感性分析。</w:t>
+      </w:r>
+    </w:p>
+    <w:p>
+      <w:pPr>
+        <w:spacing w:after="80"/>
+        <w:ind w:firstLine="420"/>
+      </w:pPr>
+      <w:r>
+        <w:rPr>
+          <w:rFonts w:ascii="Times New Roman" w:hAnsi="Times New Roman" w:eastAsia="宋体"/>
+          <w:b/>
+          <w:color w:val="1A1A1A"/>
+          <w:sz w:val="21"/>
+        </w:rPr>
+        <w:t>算法创新：邻域稳定重排（NSR）。</w:t>
+      </w:r>
+      <w:r>
+        <w:rPr>
+          <w:rFonts w:ascii="Times New Roman" w:hAnsi="Times New Roman" w:eastAsia="宋体"/>
+          <w:b w:val="0"/>
+          <w:color w:val="1A1A1A"/>
+          <w:sz w:val="21"/>
+        </w:rPr>
+        <w:t xml:space="preserve"> 稳定性只管「同一请求多次运行」，不管「目标微调后推荐是否合理变化」。NSR 用「候选在邻域目标下是否也出现」重排列表，并用零模型 z-score 给出参照点——不用 Δ/ρ 的比值，因为它依赖「线性响应」这个未论证的假设。实现约 80 行，验证方式是 z 与覆盖率的对比。</w:t>
       </w:r>
     </w:p>
     <w:p>
